--- a/resume.docx
+++ b/resume.docx
@@ -2,7 +2,7 @@
 <file path=word/document.xml><?xml version="1.0" encoding="utf-8"?>
 <w:document xmlns:w="http://schemas.openxmlformats.org/wordprocessingml/2006/main" xmlns:m="http://schemas.openxmlformats.org/officeDocument/2006/math" xmlns:r="http://schemas.openxmlformats.org/officeDocument/2006/relationships" xmlns:o="urn:schemas-microsoft-com:office:office" xmlns:v="urn:schemas-microsoft-com:vml" xmlns:w10="urn:schemas-microsoft-com:office:word" xmlns:a="http://schemas.openxmlformats.org/drawingml/2006/main" xmlns:pic="http://schemas.openxmlformats.org/drawingml/2006/picture" xmlns:wp="http://schemas.openxmlformats.org/drawingml/2006/wordprocessingDrawing">
   <w:body>
-    <w:bookmarkStart w:id="39" w:name="thomas-sawyer"/>
+    <w:bookmarkStart w:id="28" w:name="thomas-sawyer"/>
     <w:p>
       <w:pPr>
         <w:pStyle w:val="Heading1"/>
@@ -27,7 +27,7 @@
       <w:r>
         <w:t xml:space="preserve"> </w:t>
       </w:r>
-      <w:hyperlink r:id="rId20">
+      <w:hyperlink r:id="rId9">
         <w:r>
           <w:rPr>
             <w:rStyle w:val="Hyperlink"/>
@@ -44,7 +44,7 @@
       <w:r>
         <w:t xml:space="preserve"> </w:t>
       </w:r>
-      <w:hyperlink r:id="rId21">
+      <w:hyperlink r:id="rId10">
         <w:r>
           <w:rPr>
             <w:rStyle w:val="Hyperlink"/>
@@ -53,7 +53,7 @@
         </w:r>
       </w:hyperlink>
     </w:p>
-    <w:bookmarkStart w:id="22" w:name="professional-summary"/>
+    <w:bookmarkStart w:id="11" w:name="professional-summary"/>
     <w:p>
       <w:pPr>
         <w:pStyle w:val="Heading2"/>
@@ -70,8 +70,8 @@
         <w:t xml:space="preserve">Software engineer and technical generalist with experience in internal tools, production automation, developer tooling, and manufacturing systems. Longtime polyglot programmer comfortable becoming productive in unfamiliar languages and systems directly from technical documentation. Works across industrial and software environments, owning projects from design and implementation through integration, debugging, and delivery.</w:t>
       </w:r>
     </w:p>
-    <w:bookmarkEnd w:id="22"/>
-    <w:bookmarkStart w:id="26" w:name="professional-experience"/>
+    <w:bookmarkEnd w:id="11"/>
+    <w:bookmarkStart w:id="15" w:name="professional-experience"/>
     <w:p>
       <w:pPr>
         <w:pStyle w:val="Heading2"/>
@@ -80,7 +80,7 @@
         <w:t xml:space="preserve">Professional Experience</w:t>
       </w:r>
     </w:p>
-    <w:bookmarkStart w:id="23" w:name="Xa05fe25a3bb4ff008540bdca28d07ad94453528"/>
+    <w:bookmarkStart w:id="12" w:name="Xa05fe25a3bb4ff008540bdca28d07ad94453528"/>
     <w:p>
       <w:pPr>
         <w:pStyle w:val="Heading3"/>
@@ -255,8 +255,8 @@
         <w:t xml:space="preserve">production automation environment to improve modularity, units handling, maintainability, and onboarding.</w:t>
       </w:r>
     </w:p>
-    <w:bookmarkEnd w:id="23"/>
-    <w:bookmarkStart w:id="24" w:name="X42864e87806b45c5e0164da386297a5ae090b23"/>
+    <w:bookmarkEnd w:id="12"/>
+    <w:bookmarkStart w:id="13" w:name="X42864e87806b45c5e0164da386297a5ae090b23"/>
     <w:p>
       <w:pPr>
         <w:pStyle w:val="Heading3"/>
@@ -277,8 +277,8 @@
         <w:t xml:space="preserve">Building an independent portfolio of early-stage SaaS products spanning entertainment, identity and authentication infrastructure, job-search tooling, and AI-assisted marketplaces.</w:t>
       </w:r>
     </w:p>
-    <w:bookmarkEnd w:id="24"/>
-    <w:bookmarkStart w:id="25" w:name="X369455747f88bb01df0796f22bb4aa2ec68e8fa"/>
+    <w:bookmarkEnd w:id="13"/>
+    <w:bookmarkStart w:id="14" w:name="X369455747f88bb01df0796f22bb4aa2ec68e8fa"/>
     <w:p>
       <w:pPr>
         <w:pStyle w:val="Heading3"/>
@@ -311,9 +311,9 @@
         <w:t xml:space="preserve">Developed open-source applications and libraries, primarily in Ruby.</w:t>
       </w:r>
     </w:p>
-    <w:bookmarkEnd w:id="25"/>
-    <w:bookmarkEnd w:id="26"/>
-    <w:bookmarkStart w:id="30" w:name="software-portfolios"/>
+    <w:bookmarkEnd w:id="14"/>
+    <w:bookmarkEnd w:id="15"/>
+    <w:bookmarkStart w:id="19" w:name="software-portfolios"/>
     <w:p>
       <w:pPr>
         <w:pStyle w:val="Heading2"/>
@@ -346,7 +346,7 @@
       <w:r>
         <w:t xml:space="preserve"> </w:t>
       </w:r>
-      <w:hyperlink r:id="rId20">
+      <w:hyperlink r:id="rId9">
         <w:r>
           <w:rPr>
             <w:rStyle w:val="Hyperlink"/>
@@ -385,7 +385,7 @@
       <w:r>
         <w:t xml:space="preserve"> </w:t>
       </w:r>
-      <w:hyperlink r:id="rId27">
+      <w:hyperlink r:id="rId16">
         <w:r>
           <w:rPr>
             <w:rStyle w:val="Hyperlink"/>
@@ -424,7 +424,7 @@
       <w:r>
         <w:t xml:space="preserve"> </w:t>
       </w:r>
-      <w:hyperlink r:id="rId28">
+      <w:hyperlink r:id="rId17">
         <w:r>
           <w:rPr>
             <w:rStyle w:val="Hyperlink"/>
@@ -463,7 +463,7 @@
       <w:r>
         <w:t xml:space="preserve"> </w:t>
       </w:r>
-      <w:hyperlink r:id="rId29">
+      <w:hyperlink r:id="rId18">
         <w:r>
           <w:rPr>
             <w:rStyle w:val="Hyperlink"/>
@@ -478,8 +478,8 @@
         <w:t xml:space="preserve">Independent software development practice for client and product work, with open-source components supporting a broader body of primarily private projects.</w:t>
       </w:r>
     </w:p>
-    <w:bookmarkEnd w:id="30"/>
-    <w:bookmarkStart w:id="33" w:name="publications-and-preprints"/>
+    <w:bookmarkEnd w:id="19"/>
+    <w:bookmarkStart w:id="22" w:name="publications-and-preprints"/>
     <w:p>
       <w:pPr>
         <w:pStyle w:val="Heading2"/>
@@ -560,7 +560,7 @@
       <w:r>
         <w:t xml:space="preserve"> </w:t>
       </w:r>
-      <w:hyperlink r:id="rId31">
+      <w:hyperlink r:id="rId20">
         <w:r>
           <w:rPr>
             <w:rStyle w:val="Hyperlink"/>
@@ -638,7 +638,7 @@
       <w:r>
         <w:t xml:space="preserve"> </w:t>
       </w:r>
-      <w:hyperlink r:id="rId32">
+      <w:hyperlink r:id="rId21">
         <w:r>
           <w:rPr>
             <w:rStyle w:val="Hyperlink"/>
@@ -647,8 +647,8 @@
         </w:r>
       </w:hyperlink>
     </w:p>
-    <w:bookmarkEnd w:id="33"/>
-    <w:bookmarkStart w:id="34" w:name="skills"/>
+    <w:bookmarkEnd w:id="22"/>
+    <w:bookmarkStart w:id="23" w:name="skills"/>
     <w:p>
       <w:pPr>
         <w:pStyle w:val="Heading2"/>
@@ -741,8 +741,8 @@
         <w:t xml:space="preserve">Environment: Linux, Windows, Git, GitHub</w:t>
       </w:r>
     </w:p>
-    <w:bookmarkEnd w:id="34"/>
-    <w:bookmarkStart w:id="38" w:name="education"/>
+    <w:bookmarkEnd w:id="23"/>
+    <w:bookmarkStart w:id="27" w:name="education"/>
     <w:p>
       <w:pPr>
         <w:pStyle w:val="Heading2"/>
@@ -751,7 +751,7 @@
         <w:t xml:space="preserve">Education</w:t>
       </w:r>
     </w:p>
-    <w:bookmarkStart w:id="35" w:name="continuing-technical-study-2025-present"/>
+    <w:bookmarkStart w:id="24" w:name="continuing-technical-study-2025-present"/>
     <w:p>
       <w:pPr>
         <w:pStyle w:val="Heading3"/>
@@ -772,8 +772,8 @@
         <w:t xml:space="preserve">Self-directed research and implementation in language-model training, information retrieval, data formats, and multi-agent software systems.</w:t>
       </w:r>
     </w:p>
-    <w:bookmarkEnd w:id="35"/>
-    <w:bookmarkStart w:id="36" w:name="X1e108d243681c3442970da3c402e1a526ecb716"/>
+    <w:bookmarkEnd w:id="24"/>
+    <w:bookmarkStart w:id="25" w:name="X1e108d243681c3442970da3c402e1a526ecb716"/>
     <w:p>
       <w:pPr>
         <w:pStyle w:val="Heading3"/>
@@ -794,8 +794,8 @@
         <w:t xml:space="preserve">Coursework in Philosophy and History of Mathematics and Science</w:t>
       </w:r>
     </w:p>
-    <w:bookmarkEnd w:id="36"/>
-    <w:bookmarkStart w:id="37" w:name="anne-arundel-community-college-1992-1993"/>
+    <w:bookmarkEnd w:id="25"/>
+    <w:bookmarkStart w:id="26" w:name="anne-arundel-community-college-1992-1993"/>
     <w:p>
       <w:pPr>
         <w:pStyle w:val="Heading3"/>
@@ -816,10 +816,14 @@
         <w:t xml:space="preserve">Coursework in Computer Science and General Curriculum</w:t>
       </w:r>
     </w:p>
-    <w:bookmarkEnd w:id="37"/>
-    <w:bookmarkEnd w:id="38"/>
-    <w:bookmarkEnd w:id="39"/>
-    <w:sectPr/>
+    <w:bookmarkEnd w:id="26"/>
+    <w:bookmarkEnd w:id="27"/>
+    <w:bookmarkEnd w:id="28"/>
+    <w:sectPr>
+      <w:footnotePr>
+        <w:numRestart w:val="eachSect"/>
+      </w:footnotePr>
+    </w:sectPr>
   </w:body>
 </w:document>
 </file>
@@ -1066,10 +1070,10 @@
   <w:docDefaults>
     <w:rPrDefault>
       <w:rPr>
-        <w:rFonts w:asciiTheme="minorHAnsi" w:cstheme="minorBidi" w:eastAsiaTheme="minorHAnsi" w:hAnsiTheme="minorHAnsi"/>
+        <w:rFonts w:asciiTheme="minorHAnsi" w:cstheme="minorBidi" w:eastAsiaTheme="minorEastAsia" w:hAnsiTheme="minorHAnsi"/>
         <w:sz w:val="24"/>
         <w:szCs w:val="24"/>
-        <w:lang w:bidi="ar-SA" w:eastAsia="en-US" w:val="en-US"/>
+        <w:lang w:bidi="ar-SA" w:eastAsia="zh-CN" w:val="en-US"/>
       </w:rPr>
     </w:rPrDefault>
     <w:pPrDefault>
@@ -1121,8 +1125,6 @@
     </w:pPr>
     <w:rPr>
       <w:rFonts w:asciiTheme="majorHAnsi" w:cstheme="majorBidi" w:eastAsiaTheme="majorEastAsia" w:hAnsiTheme="majorHAnsi"/>
-      <w:spacing w:val="-10"/>
-      <w:kern w:val="28"/>
       <w:sz w:val="56"/>
       <w:szCs w:val="56"/>
     </w:rPr>
@@ -1135,8 +1137,6 @@
     <w:rsid w:val="00A10FD9"/>
     <w:rPr>
       <w:rFonts w:asciiTheme="majorHAnsi" w:cstheme="majorBidi" w:eastAsiaTheme="majorEastAsia" w:hAnsiTheme="majorHAnsi"/>
-      <w:spacing w:val="-10"/>
-      <w:kern w:val="28"/>
       <w:sz w:val="56"/>
       <w:szCs w:val="56"/>
     </w:rPr>
@@ -1177,23 +1177,31 @@
   </w:style>
   <w:style w:customStyle="1" w:styleId="Author" w:type="paragraph">
     <w:name w:val="Author"/>
+    <w:basedOn w:val="Title"/>
     <w:next w:val="BodyText"/>
     <w:qFormat/>
     <w:pPr>
       <w:keepNext/>
       <w:keepLines/>
-      <w:jc w:val="center"/>
-    </w:pPr>
+    </w:pPr>
+    <w:rPr>
+      <w:sz w:val="24"/>
+      <w:szCs w:val="24"/>
+    </w:rPr>
   </w:style>
   <w:style w:styleId="Date" w:type="paragraph">
     <w:name w:val="Date"/>
+    <w:basedOn w:val="Title"/>
     <w:next w:val="BodyText"/>
     <w:qFormat/>
     <w:pPr>
       <w:keepNext/>
       <w:keepLines/>
-      <w:jc w:val="center"/>
-    </w:pPr>
+    </w:pPr>
+    <w:rPr>
+      <w:sz w:val="24"/>
+      <w:szCs w:val="24"/>
+    </w:rPr>
   </w:style>
   <w:style w:customStyle="1" w:styleId="AbstractTitle" w:type="paragraph">
     <w:name w:val="Abstract Title"/>
@@ -1606,13 +1614,6 @@
       </w:tblCellMar>
     </w:tblPr>
     <w:tblStylePr w:type="firstRow">
-      <w:tblPr>
-        <w:jc w:val="left"/>
-        <w:tblInd w:type="dxa" w:w="0"/>
-      </w:tblPr>
-      <w:trPr>
-        <w:jc w:val="left"/>
-      </w:trPr>
       <w:tcPr>
         <w:tcBorders>
           <w:bottom w:val="single"/>
